--- a/az/wisdom-stories/mothers-lasting-lesson.docx
+++ b/az/wisdom-stories/mothers-lasting-lesson.docx
@@ -248,7 +248,7 @@
         <w:rPr>
           <w:lang/>
         </w:rPr>
-        <w:t>— O gün sənə hirslənsəydim, içindəki aslan küsərdi. Səni döysəydim, o aslan ölərdi. Bəlkə də bu gün belə müəllim ola bilməzdin. Sən də səbirli ol, oğlum. Bu uşaqların içindəki aslanı qışqırıqla, kötəklə öldürmə.</w:t>
+        <w:t>— O gün sənə hirslənsəydim, içindəki aslan küsərdi. Səni döysəydim, o aslan ölərdi. Bəlkə də, bu gün belə müəllim ola bilməzdin. Sən də səbirli ol, oğlum. Bu uşaqların içindəki aslanı qışqırıqla, kötəklə öldürmə.</w:t>
       </w:r>
     </w:p>
     <w:p>
